--- a/Basic Web App with GitHub Copilot Using TypeScript.docx
+++ b/Basic Web App with GitHub Copilot Using TypeScript.docx
@@ -67,7 +67,15 @@
         </w:numPr>
       </w:pPr>
       <w:r>
-        <w:t xml:space="preserve">One API endpoint: /api/hello </w:t>
+        <w:t>One API endpoint: /</w:t>
+      </w:r>
+      <w:proofErr w:type="spellStart"/>
+      <w:r>
+        <w:t>api</w:t>
+      </w:r>
+      <w:proofErr w:type="spellEnd"/>
+      <w:r>
+        <w:t xml:space="preserve">/hello </w:t>
       </w:r>
     </w:p>
     <w:p>
@@ -89,7 +97,15 @@
         </w:numPr>
       </w:pPr>
       <w:r>
-        <w:t xml:space="preserve">One extension endpoint: /api/time </w:t>
+        <w:t>One extension endpoint: /</w:t>
+      </w:r>
+      <w:proofErr w:type="spellStart"/>
+      <w:r>
+        <w:t>api</w:t>
+      </w:r>
+      <w:proofErr w:type="spellEnd"/>
+      <w:r>
+        <w:t xml:space="preserve">/time </w:t>
       </w:r>
     </w:p>
     <w:p>
@@ -164,8 +180,21 @@
       </w:r>
     </w:p>
     <w:p>
-      <w:r>
-        <w:t>npm init -y</w:t>
+      <w:proofErr w:type="spellStart"/>
+      <w:r>
+        <w:t>npm</w:t>
+      </w:r>
+      <w:proofErr w:type="spellEnd"/>
+      <w:r>
+        <w:t xml:space="preserve"> </w:t>
+      </w:r>
+      <w:proofErr w:type="spellStart"/>
+      <w:r>
+        <w:t>init</w:t>
+      </w:r>
+      <w:proofErr w:type="spellEnd"/>
+      <w:r>
+        <w:t xml:space="preserve"> -y</w:t>
       </w:r>
     </w:p>
     <w:p>
@@ -174,12 +203,37 @@
       </w:r>
     </w:p>
     <w:p>
-      <w:r>
-        <w:t>npm install express cors</w:t>
-      </w:r>
-      <w:r>
-        <w:br/>
-        <w:t>npm install -D typescript ts-node-dev @types/node @types/express @types/cors</w:t>
+      <w:proofErr w:type="spellStart"/>
+      <w:r>
+        <w:t>npm</w:t>
+      </w:r>
+      <w:proofErr w:type="spellEnd"/>
+      <w:r>
+        <w:t xml:space="preserve"> install express </w:t>
+      </w:r>
+      <w:proofErr w:type="spellStart"/>
+      <w:r>
+        <w:t>cors</w:t>
+      </w:r>
+      <w:proofErr w:type="spellEnd"/>
+      <w:r>
+        <w:br/>
+      </w:r>
+      <w:proofErr w:type="spellStart"/>
+      <w:r>
+        <w:t>npm</w:t>
+      </w:r>
+      <w:proofErr w:type="spellEnd"/>
+      <w:r>
+        <w:t xml:space="preserve"> install -D typescript </w:t>
+      </w:r>
+      <w:proofErr w:type="spellStart"/>
+      <w:r>
+        <w:t>ts</w:t>
+      </w:r>
+      <w:proofErr w:type="spellEnd"/>
+      <w:r>
+        <w:t>-node-dev @types/node @types/express @types/cors</w:t>
       </w:r>
     </w:p>
     <w:p>
@@ -188,28 +242,67 @@
       </w:r>
     </w:p>
     <w:p>
-      <w:r>
-        <w:t>npx tsc --init</w:t>
-      </w:r>
-    </w:p>
-    <w:p>
-      <w:pPr>
-        <w:rPr>
-          <w:b/>
-          <w:bCs/>
-        </w:rPr>
-      </w:pPr>
-      <w:r>
-        <w:rPr>
-          <w:b/>
-          <w:bCs/>
-        </w:rPr>
-        <w:t>3. Update package.json</w:t>
-      </w:r>
-    </w:p>
-    <w:p>
-      <w:r>
-        <w:t>Open package.json and update the scripts section:</w:t>
+      <w:proofErr w:type="spellStart"/>
+      <w:r>
+        <w:t>npx</w:t>
+      </w:r>
+      <w:proofErr w:type="spellEnd"/>
+      <w:r>
+        <w:t xml:space="preserve"> </w:t>
+      </w:r>
+      <w:proofErr w:type="spellStart"/>
+      <w:r>
+        <w:t>tsc</w:t>
+      </w:r>
+      <w:proofErr w:type="spellEnd"/>
+      <w:r>
+        <w:t xml:space="preserve"> --</w:t>
+      </w:r>
+      <w:proofErr w:type="spellStart"/>
+      <w:r>
+        <w:t>init</w:t>
+      </w:r>
+      <w:proofErr w:type="spellEnd"/>
+    </w:p>
+    <w:p>
+      <w:pPr>
+        <w:rPr>
+          <w:b/>
+          <w:bCs/>
+        </w:rPr>
+      </w:pPr>
+      <w:r>
+        <w:rPr>
+          <w:b/>
+          <w:bCs/>
+        </w:rPr>
+        <w:t xml:space="preserve">3. Update </w:t>
+      </w:r>
+      <w:proofErr w:type="spellStart"/>
+      <w:proofErr w:type="gramStart"/>
+      <w:r>
+        <w:rPr>
+          <w:b/>
+          <w:bCs/>
+        </w:rPr>
+        <w:t>package.json</w:t>
+      </w:r>
+      <w:proofErr w:type="spellEnd"/>
+      <w:proofErr w:type="gramEnd"/>
+    </w:p>
+    <w:p>
+      <w:r>
+        <w:t xml:space="preserve">Open </w:t>
+      </w:r>
+      <w:proofErr w:type="spellStart"/>
+      <w:proofErr w:type="gramStart"/>
+      <w:r>
+        <w:t>package.json</w:t>
+      </w:r>
+      <w:proofErr w:type="spellEnd"/>
+      <w:proofErr w:type="gramEnd"/>
+      <w:r>
+        <w:t xml:space="preserve"> and update the scripts section:</w:t>
       </w:r>
     </w:p>
     <w:p>
@@ -218,15 +311,63 @@
       </w:r>
       <w:r>
         <w:br/>
-        <w:t xml:space="preserve">  "dev": "ts-node-dev --respawn --transpile-only src/server.ts",</w:t>
-      </w:r>
-      <w:r>
-        <w:br/>
-        <w:t xml:space="preserve">  "build": "tsc",</w:t>
-      </w:r>
-      <w:r>
-        <w:br/>
-        <w:t xml:space="preserve">  "start": "node dist/server.js"</w:t>
+        <w:t xml:space="preserve">  "dev": "</w:t>
+      </w:r>
+      <w:proofErr w:type="spellStart"/>
+      <w:r>
+        <w:t>ts</w:t>
+      </w:r>
+      <w:proofErr w:type="spellEnd"/>
+      <w:r>
+        <w:t>-node-dev --respawn --</w:t>
+      </w:r>
+      <w:proofErr w:type="spellStart"/>
+      <w:r>
+        <w:t>transpile</w:t>
+      </w:r>
+      <w:proofErr w:type="spellEnd"/>
+      <w:r>
+        <w:t xml:space="preserve">-only </w:t>
+      </w:r>
+      <w:proofErr w:type="spellStart"/>
+      <w:r>
+        <w:t>src</w:t>
+      </w:r>
+      <w:proofErr w:type="spellEnd"/>
+      <w:r>
+        <w:t>/</w:t>
+      </w:r>
+      <w:proofErr w:type="spellStart"/>
+      <w:r>
+        <w:t>server.ts</w:t>
+      </w:r>
+      <w:proofErr w:type="spellEnd"/>
+      <w:r>
+        <w:t>",</w:t>
+      </w:r>
+      <w:r>
+        <w:br/>
+        <w:t xml:space="preserve">  "build": "</w:t>
+      </w:r>
+      <w:proofErr w:type="spellStart"/>
+      <w:r>
+        <w:t>tsc</w:t>
+      </w:r>
+      <w:proofErr w:type="spellEnd"/>
+      <w:r>
+        <w:t>",</w:t>
+      </w:r>
+      <w:r>
+        <w:br/>
+        <w:t xml:space="preserve">  "start": "node </w:t>
+      </w:r>
+      <w:proofErr w:type="spellStart"/>
+      <w:r>
+        <w:t>dist</w:t>
+      </w:r>
+      <w:proofErr w:type="spellEnd"/>
+      <w:r>
+        <w:t>/server.js"</w:t>
       </w:r>
       <w:r>
         <w:br/>
@@ -239,8 +380,13 @@
       </w:r>
     </w:p>
     <w:p>
-      <w:r>
-        <w:t>npm run dev</w:t>
+      <w:proofErr w:type="spellStart"/>
+      <w:r>
+        <w:t>npm</w:t>
+      </w:r>
+      <w:proofErr w:type="spellEnd"/>
+      <w:r>
+        <w:t xml:space="preserve"> run dev</w:t>
       </w:r>
     </w:p>
     <w:p>
@@ -342,8 +488,13 @@
         <w:t>──</w:t>
       </w:r>
       <w:r>
-        <w:t xml:space="preserve"> app.ts</w:t>
-      </w:r>
+        <w:t xml:space="preserve"> </w:t>
+      </w:r>
+      <w:proofErr w:type="spellStart"/>
+      <w:r>
+        <w:t>app.ts</w:t>
+      </w:r>
+      <w:proofErr w:type="spellEnd"/>
       <w:r>
         <w:br/>
       </w:r>
@@ -390,7 +541,15 @@
         <w:t>──</w:t>
       </w:r>
       <w:r>
-        <w:t xml:space="preserve"> src/</w:t>
+        <w:t xml:space="preserve"> </w:t>
+      </w:r>
+      <w:proofErr w:type="spellStart"/>
+      <w:r>
+        <w:t>src</w:t>
+      </w:r>
+      <w:proofErr w:type="spellEnd"/>
+      <w:r>
+        <w:t>/</w:t>
       </w:r>
       <w:r>
         <w:br/>
@@ -411,8 +570,13 @@
         <w:t>└──</w:t>
       </w:r>
       <w:r>
-        <w:t xml:space="preserve"> server.ts</w:t>
-      </w:r>
+        <w:t xml:space="preserve"> </w:t>
+      </w:r>
+      <w:proofErr w:type="spellStart"/>
+      <w:r>
+        <w:t>server.ts</w:t>
+      </w:r>
+      <w:proofErr w:type="spellEnd"/>
       <w:r>
         <w:br/>
       </w:r>
@@ -438,8 +602,15 @@
         <w:t>──</w:t>
       </w:r>
       <w:r>
-        <w:t xml:space="preserve"> package.json</w:t>
-      </w:r>
+        <w:t xml:space="preserve"> </w:t>
+      </w:r>
+      <w:proofErr w:type="spellStart"/>
+      <w:proofErr w:type="gramStart"/>
+      <w:r>
+        <w:t>package.json</w:t>
+      </w:r>
+      <w:proofErr w:type="spellEnd"/>
+      <w:proofErr w:type="gramEnd"/>
       <w:r>
         <w:br/>
       </w:r>
@@ -450,8 +621,15 @@
         <w:t>└──</w:t>
       </w:r>
       <w:r>
-        <w:t xml:space="preserve"> tsconfig.json</w:t>
-      </w:r>
+        <w:t xml:space="preserve"> </w:t>
+      </w:r>
+      <w:proofErr w:type="spellStart"/>
+      <w:proofErr w:type="gramStart"/>
+      <w:r>
+        <w:t>tsconfig.json</w:t>
+      </w:r>
+      <w:proofErr w:type="spellEnd"/>
+      <w:proofErr w:type="gramEnd"/>
     </w:p>
     <w:p>
       <w:pPr>
@@ -470,7 +648,17 @@
     </w:p>
     <w:p>
       <w:r>
-        <w:t>Open tsconfig.json and simplify it like this:</w:t>
+        <w:t xml:space="preserve">Open </w:t>
+      </w:r>
+      <w:proofErr w:type="spellStart"/>
+      <w:proofErr w:type="gramStart"/>
+      <w:r>
+        <w:t>tsconfig.json</w:t>
+      </w:r>
+      <w:proofErr w:type="spellEnd"/>
+      <w:proofErr w:type="gramEnd"/>
+      <w:r>
+        <w:t xml:space="preserve"> and simplify it like this:</w:t>
       </w:r>
     </w:p>
     <w:p>
@@ -479,35 +667,170 @@
       </w:r>
       <w:r>
         <w:br/>
-        <w:t xml:space="preserve">  "compilerOptions": {</w:t>
-      </w:r>
-      <w:r>
-        <w:br/>
-        <w:t xml:space="preserve">    "target": "ES2020",</w:t>
-      </w:r>
-      <w:r>
-        <w:br/>
-        <w:t xml:space="preserve">    "module": "CommonJS",</w:t>
-      </w:r>
-      <w:r>
-        <w:br/>
-        <w:t xml:space="preserve">    "rootDir": ".",</w:t>
-      </w:r>
-      <w:r>
-        <w:br/>
-        <w:t xml:space="preserve">    "outDir": "dist",</w:t>
-      </w:r>
-      <w:r>
+        <w:t xml:space="preserve">  "</w:t>
+      </w:r>
+      <w:proofErr w:type="spellStart"/>
+      <w:r>
+        <w:t>compilerOptions</w:t>
+      </w:r>
+      <w:proofErr w:type="spellEnd"/>
+      <w:r>
+        <w:t>": {</w:t>
+      </w:r>
+      <w:r>
+        <w:br/>
+        <w:t xml:space="preserve">    </w:t>
+      </w:r>
+      <w:r>
+        <w:rPr>
+          <w:i/>
+          <w:iCs/>
+        </w:rPr>
+        <w:t>"target": "ES2020",</w:t>
+      </w:r>
+      <w:r>
+        <w:rPr>
+          <w:i/>
+          <w:iCs/>
+        </w:rPr>
+        <w:br/>
+        <w:t xml:space="preserve">    "module": "</w:t>
+      </w:r>
+      <w:proofErr w:type="spellStart"/>
+      <w:r>
+        <w:rPr>
+          <w:i/>
+          <w:iCs/>
+        </w:rPr>
+        <w:t>CommonJS</w:t>
+      </w:r>
+      <w:proofErr w:type="spellEnd"/>
+      <w:r>
+        <w:rPr>
+          <w:i/>
+          <w:iCs/>
+        </w:rPr>
+        <w:t>",</w:t>
+      </w:r>
+      <w:r>
+        <w:rPr>
+          <w:i/>
+          <w:iCs/>
+        </w:rPr>
+        <w:br/>
+        <w:t xml:space="preserve">    "</w:t>
+      </w:r>
+      <w:proofErr w:type="spellStart"/>
+      <w:r>
+        <w:rPr>
+          <w:i/>
+          <w:iCs/>
+        </w:rPr>
+        <w:t>rootDir</w:t>
+      </w:r>
+      <w:proofErr w:type="spellEnd"/>
+      <w:r>
+        <w:rPr>
+          <w:i/>
+          <w:iCs/>
+        </w:rPr>
+        <w:t>": ".",</w:t>
+      </w:r>
+      <w:r>
+        <w:rPr>
+          <w:i/>
+          <w:iCs/>
+        </w:rPr>
+        <w:br/>
+        <w:t xml:space="preserve">    "</w:t>
+      </w:r>
+      <w:proofErr w:type="spellStart"/>
+      <w:r>
+        <w:rPr>
+          <w:i/>
+          <w:iCs/>
+        </w:rPr>
+        <w:t>outDir</w:t>
+      </w:r>
+      <w:proofErr w:type="spellEnd"/>
+      <w:r>
+        <w:rPr>
+          <w:i/>
+          <w:iCs/>
+        </w:rPr>
+        <w:t>": "</w:t>
+      </w:r>
+      <w:proofErr w:type="spellStart"/>
+      <w:r>
+        <w:rPr>
+          <w:i/>
+          <w:iCs/>
+        </w:rPr>
+        <w:t>dist</w:t>
+      </w:r>
+      <w:proofErr w:type="spellEnd"/>
+      <w:r>
+        <w:rPr>
+          <w:i/>
+          <w:iCs/>
+        </w:rPr>
+        <w:t>",</w:t>
+      </w:r>
+      <w:r>
+        <w:rPr>
+          <w:i/>
+          <w:iCs/>
+        </w:rPr>
         <w:br/>
         <w:t xml:space="preserve">    "strict": true,</w:t>
       </w:r>
       <w:r>
-        <w:br/>
-        <w:t xml:space="preserve">    "esModuleInterop": true,</w:t>
-      </w:r>
-      <w:r>
-        <w:br/>
-        <w:t xml:space="preserve">    "skipLibCheck": true</w:t>
+        <w:rPr>
+          <w:i/>
+          <w:iCs/>
+        </w:rPr>
+        <w:br/>
+        <w:t xml:space="preserve">    "</w:t>
+      </w:r>
+      <w:proofErr w:type="spellStart"/>
+      <w:r>
+        <w:rPr>
+          <w:i/>
+          <w:iCs/>
+        </w:rPr>
+        <w:t>esModuleInterop</w:t>
+      </w:r>
+      <w:proofErr w:type="spellEnd"/>
+      <w:r>
+        <w:rPr>
+          <w:i/>
+          <w:iCs/>
+        </w:rPr>
+        <w:t>": true,</w:t>
+      </w:r>
+      <w:r>
+        <w:rPr>
+          <w:i/>
+          <w:iCs/>
+        </w:rPr>
+        <w:br/>
+        <w:t xml:space="preserve">    "</w:t>
+      </w:r>
+      <w:proofErr w:type="spellStart"/>
+      <w:r>
+        <w:rPr>
+          <w:i/>
+          <w:iCs/>
+        </w:rPr>
+        <w:t>skipLibCheck</w:t>
+      </w:r>
+      <w:proofErr w:type="spellEnd"/>
+      <w:r>
+        <w:rPr>
+          <w:i/>
+          <w:iCs/>
+        </w:rPr>
+        <w:t>": true</w:t>
       </w:r>
       <w:r>
         <w:br/>
@@ -539,9 +862,19 @@
       </w:r>
     </w:p>
     <w:p>
-      <w:r>
-        <w:t>src/server.ts</w:t>
-      </w:r>
+      <w:proofErr w:type="spellStart"/>
+      <w:r>
+        <w:t>src</w:t>
+      </w:r>
+      <w:proofErr w:type="spellEnd"/>
+      <w:r>
+        <w:t>/</w:t>
+      </w:r>
+      <w:proofErr w:type="spellStart"/>
+      <w:r>
+        <w:t>server.ts</w:t>
+      </w:r>
+      <w:proofErr w:type="spellEnd"/>
     </w:p>
     <w:p>
       <w:r>
@@ -554,7 +887,15 @@
       </w:r>
       <w:r>
         <w:br/>
-        <w:t>// - Import express, cors, and path</w:t>
+        <w:t xml:space="preserve">// - Import express, </w:t>
+      </w:r>
+      <w:proofErr w:type="spellStart"/>
+      <w:r>
+        <w:t>cors</w:t>
+      </w:r>
+      <w:proofErr w:type="spellEnd"/>
+      <w:r>
+        <w:t>, and path</w:t>
       </w:r>
       <w:r>
         <w:br/>
@@ -570,7 +911,23 @@
       </w:r>
       <w:r>
         <w:br/>
-        <w:t>// - GET "/api/hello" should return JSON: { message: "Hello from TypeScript and Express!" }</w:t>
+        <w:t>// - GET "/</w:t>
+      </w:r>
+      <w:proofErr w:type="spellStart"/>
+      <w:r>
+        <w:t>api</w:t>
+      </w:r>
+      <w:proofErr w:type="spellEnd"/>
+      <w:r>
+        <w:t xml:space="preserve">/hello" should return JSON: </w:t>
+      </w:r>
+      <w:proofErr w:type="gramStart"/>
+      <w:r>
+        <w:t>{ message</w:t>
+      </w:r>
+      <w:proofErr w:type="gramEnd"/>
+      <w:r>
+        <w:t>: "Hello from TypeScript and Express!" }</w:t>
       </w:r>
       <w:r>
         <w:br/>
@@ -643,7 +1000,23 @@
       </w:r>
       <w:r>
         <w:br/>
-        <w:t>- A button with id="btnHello" labeled "Call API"</w:t>
+        <w:t>- A button with id="</w:t>
+      </w:r>
+      <w:proofErr w:type="spellStart"/>
+      <w:r>
+        <w:t>btnHello</w:t>
+      </w:r>
+      <w:proofErr w:type="spellEnd"/>
+      <w:r>
+        <w:t xml:space="preserve">" </w:t>
+      </w:r>
+      <w:proofErr w:type="spellStart"/>
+      <w:r>
+        <w:t>labeled</w:t>
+      </w:r>
+      <w:proofErr w:type="spellEnd"/>
+      <w:r>
+        <w:t xml:space="preserve"> "Call API"</w:t>
       </w:r>
       <w:r>
         <w:br/>
@@ -684,8 +1057,13 @@
     </w:p>
     <w:p>
       <w:r>
-        <w:t>public/app.ts</w:t>
-      </w:r>
+        <w:t>public/</w:t>
+      </w:r>
+      <w:proofErr w:type="spellStart"/>
+      <w:r>
+        <w:t>app.ts</w:t>
+      </w:r>
+      <w:proofErr w:type="spellEnd"/>
     </w:p>
     <w:p>
       <w:r>
@@ -698,7 +1076,15 @@
       </w:r>
       <w:r>
         <w:br/>
-        <w:t>// - Get the button with id "btnHello"</w:t>
+        <w:t>// - Get the button with id "</w:t>
+      </w:r>
+      <w:proofErr w:type="spellStart"/>
+      <w:r>
+        <w:t>btnHello</w:t>
+      </w:r>
+      <w:proofErr w:type="spellEnd"/>
+      <w:r>
+        <w:t>"</w:t>
       </w:r>
       <w:r>
         <w:br/>
@@ -710,7 +1096,15 @@
       </w:r>
       <w:r>
         <w:br/>
-        <w:t>// - On click, call fetch("/api/hello")</w:t>
+        <w:t>// - On click, call fetch("/</w:t>
+      </w:r>
+      <w:proofErr w:type="spellStart"/>
+      <w:r>
+        <w:t>api</w:t>
+      </w:r>
+      <w:proofErr w:type="spellEnd"/>
+      <w:r>
+        <w:t>/hello")</w:t>
       </w:r>
       <w:r>
         <w:br/>
@@ -761,7 +1155,15 @@
       </w:r>
       <w:r>
         <w:br/>
-        <w:t>Create a simple centered layout.</w:t>
+        <w:t xml:space="preserve">Create a simple </w:t>
+      </w:r>
+      <w:proofErr w:type="spellStart"/>
+      <w:r>
+        <w:t>centered</w:t>
+      </w:r>
+      <w:proofErr w:type="spellEnd"/>
+      <w:r>
+        <w:t xml:space="preserve"> layout.</w:t>
       </w:r>
       <w:r>
         <w:br/>
@@ -773,7 +1175,15 @@
       </w:r>
       <w:r>
         <w:br/>
-        <w:t>- Center the content on the page</w:t>
+        <w:t xml:space="preserve">- </w:t>
+      </w:r>
+      <w:proofErr w:type="spellStart"/>
+      <w:r>
+        <w:t>Center</w:t>
+      </w:r>
+      <w:proofErr w:type="spellEnd"/>
+      <w:r>
+        <w:t xml:space="preserve"> the content on the page</w:t>
       </w:r>
       <w:r>
         <w:br/>
@@ -809,7 +1219,15 @@
     </w:p>
     <w:p>
       <w:r>
-        <w:t>Because the browser cannot directly run TypeScript, compile public/app.ts into public/app.js.</w:t>
+        <w:t>Because the browser cannot directly run TypeScript, compile public/</w:t>
+      </w:r>
+      <w:proofErr w:type="spellStart"/>
+      <w:r>
+        <w:t>app.ts</w:t>
+      </w:r>
+      <w:proofErr w:type="spellEnd"/>
+      <w:r>
+        <w:t xml:space="preserve"> into public/app.js.</w:t>
       </w:r>
     </w:p>
     <w:p>
@@ -818,10 +1236,77 @@
       </w:r>
     </w:p>
     <w:p>
-      <w:r>
+      <w:proofErr w:type="spellStart"/>
+      <w:r>
+        <w:rPr>
+          <w:highlight w:val="yellow"/>
+        </w:rPr>
         <w:lastRenderedPageBreak/>
-        <w:t>npx tsc public/app.ts --outDir public --target ES2020</w:t>
-      </w:r>
+        <w:t>npx</w:t>
+      </w:r>
+      <w:proofErr w:type="spellEnd"/>
+      <w:r>
+        <w:rPr>
+          <w:highlight w:val="yellow"/>
+        </w:rPr>
+        <w:t xml:space="preserve"> </w:t>
+      </w:r>
+      <w:proofErr w:type="spellStart"/>
+      <w:r>
+        <w:rPr>
+          <w:highlight w:val="yellow"/>
+        </w:rPr>
+        <w:t>tsc</w:t>
+      </w:r>
+      <w:proofErr w:type="spellEnd"/>
+      <w:r>
+        <w:rPr>
+          <w:highlight w:val="yellow"/>
+        </w:rPr>
+        <w:t xml:space="preserve"> public/</w:t>
+      </w:r>
+      <w:proofErr w:type="spellStart"/>
+      <w:r>
+        <w:rPr>
+          <w:highlight w:val="yellow"/>
+        </w:rPr>
+        <w:t>app.ts</w:t>
+      </w:r>
+      <w:proofErr w:type="spellEnd"/>
+      <w:r>
+        <w:rPr>
+          <w:highlight w:val="yellow"/>
+        </w:rPr>
+        <w:t xml:space="preserve"> --</w:t>
+      </w:r>
+      <w:proofErr w:type="spellStart"/>
+      <w:r>
+        <w:rPr>
+          <w:highlight w:val="yellow"/>
+        </w:rPr>
+        <w:t>outDir</w:t>
+      </w:r>
+      <w:proofErr w:type="spellEnd"/>
+      <w:r>
+        <w:rPr>
+          <w:highlight w:val="yellow"/>
+        </w:rPr>
+        <w:t xml:space="preserve"> public --target ES2020</w:t>
+      </w:r>
+      <w:r>
+        <w:rPr>
+          <w:highlight w:val="yellow"/>
+        </w:rPr>
+        <w:t xml:space="preserve"> --</w:t>
+      </w:r>
+      <w:proofErr w:type="spellStart"/>
+      <w:r>
+        <w:rPr>
+          <w:highlight w:val="yellow"/>
+        </w:rPr>
+        <w:t>ignoreConfig</w:t>
+      </w:r>
+      <w:proofErr w:type="spellEnd"/>
     </w:p>
     <w:p>
       <w:r>
@@ -854,8 +1339,13 @@
       </w:r>
     </w:p>
     <w:p>
-      <w:r>
-        <w:t>npm run dev</w:t>
+      <w:proofErr w:type="spellStart"/>
+      <w:r>
+        <w:t>npm</w:t>
+      </w:r>
+      <w:proofErr w:type="spellEnd"/>
+      <w:r>
+        <w:t xml:space="preserve"> run dev</w:t>
       </w:r>
     </w:p>
     <w:p>
@@ -937,18 +1427,44 @@
       </w:r>
     </w:p>
     <w:p>
-      <w:r>
-        <w:t>src/server.ts</w:t>
-      </w:r>
-    </w:p>
-    <w:p>
-      <w:r>
-        <w:t>Paste this prompt below the /api/hello route:</w:t>
-      </w:r>
-    </w:p>
-    <w:p>
-      <w:r>
-        <w:t>// Add a GET "/api/time" route.</w:t>
+      <w:proofErr w:type="spellStart"/>
+      <w:r>
+        <w:t>src</w:t>
+      </w:r>
+      <w:proofErr w:type="spellEnd"/>
+      <w:r>
+        <w:t>/</w:t>
+      </w:r>
+      <w:proofErr w:type="spellStart"/>
+      <w:r>
+        <w:t>server.ts</w:t>
+      </w:r>
+      <w:proofErr w:type="spellEnd"/>
+    </w:p>
+    <w:p>
+      <w:r>
+        <w:t>Paste this prompt below the /</w:t>
+      </w:r>
+      <w:proofErr w:type="spellStart"/>
+      <w:r>
+        <w:t>api</w:t>
+      </w:r>
+      <w:proofErr w:type="spellEnd"/>
+      <w:r>
+        <w:t>/hello route:</w:t>
+      </w:r>
+    </w:p>
+    <w:p>
+      <w:r>
+        <w:t>// Add a GET "/</w:t>
+      </w:r>
+      <w:proofErr w:type="spellStart"/>
+      <w:r>
+        <w:t>api</w:t>
+      </w:r>
+      <w:proofErr w:type="spellEnd"/>
+      <w:r>
+        <w:t>/time" route.</w:t>
       </w:r>
       <w:r>
         <w:br/>
@@ -956,8 +1472,21 @@
       </w:r>
       <w:r>
         <w:br/>
-        <w:t>// Example response: { time: "2026-05-06T10:30:00.000Z" }</w:t>
-      </w:r>
+        <w:t xml:space="preserve">// Example response: </w:t>
+      </w:r>
+      <w:proofErr w:type="gramStart"/>
+      <w:r>
+        <w:t>{ time</w:t>
+      </w:r>
+      <w:proofErr w:type="gramEnd"/>
+      <w:r>
+        <w:t>: "2026-05-06T10:30:00.000Z</w:t>
+      </w:r>
+      <w:proofErr w:type="gramStart"/>
+      <w:r>
+        <w:t>" }</w:t>
+      </w:r>
+      <w:proofErr w:type="gramEnd"/>
     </w:p>
     <w:p>
       <w:pPr>
@@ -991,7 +1520,15 @@
     </w:p>
     <w:p>
       <w:r>
-        <w:t>&lt;button id="btnTime"&gt;Current Time&lt;/button&gt;</w:t>
+        <w:t>&lt;button id="</w:t>
+      </w:r>
+      <w:proofErr w:type="spellStart"/>
+      <w:r>
+        <w:t>btnTime</w:t>
+      </w:r>
+      <w:proofErr w:type="spellEnd"/>
+      <w:r>
+        <w:t>"&gt;Current Time&lt;/button&gt;</w:t>
       </w:r>
     </w:p>
     <w:p>
@@ -1001,11 +1538,27 @@
     </w:p>
     <w:p>
       <w:r>
-        <w:t>&lt;button id="btnHello"&gt;Call API&lt;/button&gt;</w:t>
-      </w:r>
-      <w:r>
-        <w:br/>
-        <w:t>&lt;button id="btnTime"&gt;Current Time&lt;/button&gt;</w:t>
+        <w:t>&lt;button id="</w:t>
+      </w:r>
+      <w:proofErr w:type="spellStart"/>
+      <w:r>
+        <w:t>btnHello</w:t>
+      </w:r>
+      <w:proofErr w:type="spellEnd"/>
+      <w:r>
+        <w:t>"&gt;Call API&lt;/button&gt;</w:t>
+      </w:r>
+      <w:r>
+        <w:br/>
+        <w:t>&lt;button id="</w:t>
+      </w:r>
+      <w:proofErr w:type="spellStart"/>
+      <w:r>
+        <w:t>btnTime</w:t>
+      </w:r>
+      <w:proofErr w:type="spellEnd"/>
+      <w:r>
+        <w:t>"&gt;Current Time&lt;/button&gt;</w:t>
       </w:r>
     </w:p>
     <w:p>
@@ -1031,8 +1584,13 @@
     <w:p>
       <w:r>
         <w:lastRenderedPageBreak/>
-        <w:t>public/app.ts</w:t>
-      </w:r>
+        <w:t>public/</w:t>
+      </w:r>
+      <w:proofErr w:type="spellStart"/>
+      <w:r>
+        <w:t>app.ts</w:t>
+      </w:r>
+      <w:proofErr w:type="spellEnd"/>
     </w:p>
     <w:p>
       <w:r>
@@ -1041,11 +1599,27 @@
     </w:p>
     <w:p>
       <w:r>
-        <w:t>// Add support for the button with id "btnTime".</w:t>
-      </w:r>
-      <w:r>
-        <w:br/>
-        <w:t>// When clicked, it should call "/api/time"</w:t>
+        <w:t>// Add support for the button with id "</w:t>
+      </w:r>
+      <w:proofErr w:type="spellStart"/>
+      <w:r>
+        <w:t>btnTime</w:t>
+      </w:r>
+      <w:proofErr w:type="spellEnd"/>
+      <w:r>
+        <w:t>".</w:t>
+      </w:r>
+      <w:r>
+        <w:br/>
+        <w:t>// When clicked, it should call "/</w:t>
+      </w:r>
+      <w:proofErr w:type="spellStart"/>
+      <w:r>
+        <w:t>api</w:t>
+      </w:r>
+      <w:proofErr w:type="spellEnd"/>
+      <w:r>
+        <w:t>/time"</w:t>
       </w:r>
       <w:r>
         <w:br/>
@@ -1062,8 +1636,37 @@
       </w:r>
     </w:p>
     <w:p>
-      <w:r>
-        <w:t>npx tsc public/app.ts --outDir public --target ES2020</w:t>
+      <w:proofErr w:type="spellStart"/>
+      <w:r>
+        <w:t>npx</w:t>
+      </w:r>
+      <w:proofErr w:type="spellEnd"/>
+      <w:r>
+        <w:t xml:space="preserve"> </w:t>
+      </w:r>
+      <w:proofErr w:type="spellStart"/>
+      <w:r>
+        <w:t>tsc</w:t>
+      </w:r>
+      <w:proofErr w:type="spellEnd"/>
+      <w:r>
+        <w:t xml:space="preserve"> public/</w:t>
+      </w:r>
+      <w:proofErr w:type="spellStart"/>
+      <w:r>
+        <w:t>app.ts</w:t>
+      </w:r>
+      <w:proofErr w:type="spellEnd"/>
+      <w:r>
+        <w:t xml:space="preserve"> --</w:t>
+      </w:r>
+      <w:proofErr w:type="spellStart"/>
+      <w:r>
+        <w:t>outDir</w:t>
+      </w:r>
+      <w:proofErr w:type="spellEnd"/>
+      <w:r>
+        <w:t xml:space="preserve"> public --target ES2020</w:t>
       </w:r>
     </w:p>
     <w:p>
@@ -1072,8 +1675,13 @@
       </w:r>
     </w:p>
     <w:p>
-      <w:r>
-        <w:t>npm run dev</w:t>
+      <w:proofErr w:type="spellStart"/>
+      <w:r>
+        <w:t>npm</w:t>
+      </w:r>
+      <w:proofErr w:type="spellEnd"/>
+      <w:r>
+        <w:t xml:space="preserve"> run dev</w:t>
       </w:r>
     </w:p>
     <w:p>
@@ -1852,6 +2460,7 @@
   <w:style w:type="character" w:default="1" w:styleId="DefaultParagraphFont">
     <w:name w:val="Default Paragraph Font"/>
     <w:uiPriority w:val="1"/>
+    <w:semiHidden/>
     <w:unhideWhenUsed/>
   </w:style>
   <w:style w:type="table" w:default="1" w:styleId="TableNormal">
